--- a/Test Minishell.docx
+++ b/Test Minishell.docx
@@ -619,6 +619,264 @@
             </w:pPr>
             <w:r>
               <w:rPr>
+                <w:rFonts w:ascii="Roboto Mono" w:cs="Roboto Mono" w:eastAsia="Roboto Mono" w:hAnsi="Roboto Mono"/>
+                <w:color w:val="188038"/>
+                <w:rtl w:val="0"/>
+              </w:rPr>
+              <w:t xml:space="preserve">exit</w:t>
+            </w:r>
+            <w:r>
+              <w:rPr>
+                <w:rtl w:val="0"/>
+              </w:rPr>
+              <w:t xml:space="preserve"> sin argumentos cierra con código 0</w:t>
+            </w:r>
+          </w:p>
+        </w:tc>
+        <w:tc>
+          <w:tcPr>
+            <w:tcBorders>
+              <w:top w:color="b7b7b7" w:space="0" w:sz="4" w:val="single"/>
+              <w:left w:color="b7b7b7" w:space="0" w:sz="4" w:val="single"/>
+              <w:bottom w:color="b7b7b7" w:space="0" w:sz="4" w:val="single"/>
+              <w:right w:color="b7b7b7" w:space="0" w:sz="4" w:val="single"/>
+            </w:tcBorders>
+            <w:tcMar>
+              <w:top w:w="100.0" w:type="dxa"/>
+              <w:left w:w="100.0" w:type="dxa"/>
+              <w:bottom w:w="100.0" w:type="dxa"/>
+              <w:right w:w="100.0" w:type="dxa"/>
+            </w:tcMar>
+            <w:vAlign w:val="top"/>
+          </w:tcPr>
+          <w:p>
+            <w:pPr>
+              <w:rPr>
+                <w:rFonts w:ascii="Roboto Mono" w:cs="Roboto Mono" w:eastAsia="Roboto Mono" w:hAnsi="Roboto Mono"/>
+                <w:color w:val="188038"/>
+              </w:rPr>
+            </w:pPr>
+            <w:r>
+              <w:rPr>
+                <w:rtl w:val="0"/>
+              </w:rPr>
+            </w:r>
+          </w:p>
+        </w:tc>
+        <w:tc>
+          <w:tcPr>
+            <w:tcBorders>
+              <w:top w:color="b7b7b7" w:space="0" w:sz="4" w:val="single"/>
+              <w:left w:color="b7b7b7" w:space="0" w:sz="4" w:val="single"/>
+              <w:bottom w:color="b7b7b7" w:space="0" w:sz="4" w:val="single"/>
+              <w:right w:color="b7b7b7" w:space="0" w:sz="4" w:val="single"/>
+            </w:tcBorders>
+            <w:tcMar>
+              <w:top w:w="100.0" w:type="dxa"/>
+              <w:left w:w="100.0" w:type="dxa"/>
+              <w:bottom w:w="100.0" w:type="dxa"/>
+              <w:right w:w="100.0" w:type="dxa"/>
+            </w:tcMar>
+            <w:vAlign w:val="top"/>
+          </w:tcPr>
+          <w:p>
+            <w:pPr>
+              <w:jc w:val="center"/>
+              <w:rPr/>
+            </w:pPr>
+            <w:r>
+              <w:rPr>
+                <w:rtl w:val="0"/>
+              </w:rPr>
+              <w:t xml:space="preserve">😭</w:t>
+            </w:r>
+          </w:p>
+        </w:tc>
+        <w:tc>
+          <w:tcPr>
+            <w:tcBorders>
+              <w:top w:color="b7b7b7" w:space="0" w:sz="4" w:val="single"/>
+              <w:left w:color="b7b7b7" w:space="0" w:sz="4" w:val="single"/>
+              <w:bottom w:color="b7b7b7" w:space="0" w:sz="4" w:val="single"/>
+              <w:right w:color="b7b7b7" w:space="0" w:sz="4" w:val="single"/>
+            </w:tcBorders>
+            <w:tcMar>
+              <w:top w:w="100.0" w:type="dxa"/>
+              <w:left w:w="100.0" w:type="dxa"/>
+              <w:bottom w:w="100.0" w:type="dxa"/>
+              <w:right w:w="100.0" w:type="dxa"/>
+            </w:tcMar>
+            <w:vAlign w:val="top"/>
+          </w:tcPr>
+          <w:p>
+            <w:pPr>
+              <w:rPr/>
+            </w:pPr>
+            <w:r>
+              <w:rPr>
+                <w:rtl w:val="0"/>
+              </w:rPr>
+            </w:r>
+          </w:p>
+        </w:tc>
+      </w:tr>
+      <w:tr>
+        <w:trPr>
+          <w:cantSplit w:val="0"/>
+          <w:trHeight w:val="500" w:hRule="atLeast"/>
+          <w:tblHeader w:val="0"/>
+        </w:trPr>
+        <w:tc>
+          <w:tcPr>
+            <w:tcBorders>
+              <w:top w:color="b7b7b7" w:space="0" w:sz="4" w:val="single"/>
+              <w:left w:color="b7b7b7" w:space="0" w:sz="4" w:val="single"/>
+              <w:bottom w:color="b7b7b7" w:space="0" w:sz="4" w:val="single"/>
+              <w:right w:color="b7b7b7" w:space="0" w:sz="4" w:val="single"/>
+            </w:tcBorders>
+            <w:tcMar>
+              <w:top w:w="100.0" w:type="dxa"/>
+              <w:left w:w="100.0" w:type="dxa"/>
+              <w:bottom w:w="100.0" w:type="dxa"/>
+              <w:right w:w="100.0" w:type="dxa"/>
+            </w:tcMar>
+            <w:vAlign w:val="top"/>
+          </w:tcPr>
+          <w:p>
+            <w:pPr>
+              <w:rPr/>
+            </w:pPr>
+            <w:r>
+              <w:rPr>
+                <w:rFonts w:ascii="Roboto Mono" w:cs="Roboto Mono" w:eastAsia="Roboto Mono" w:hAnsi="Roboto Mono"/>
+                <w:color w:val="188038"/>
+                <w:rtl w:val="0"/>
+              </w:rPr>
+              <w:t xml:space="preserve">exit 42</w:t>
+            </w:r>
+            <w:r>
+              <w:rPr>
+                <w:rtl w:val="0"/>
+              </w:rPr>
+              <w:t xml:space="preserve"> cierra con código 42</w:t>
+            </w:r>
+          </w:p>
+        </w:tc>
+        <w:tc>
+          <w:tcPr>
+            <w:tcBorders>
+              <w:top w:color="b7b7b7" w:space="0" w:sz="4" w:val="single"/>
+              <w:left w:color="b7b7b7" w:space="0" w:sz="4" w:val="single"/>
+              <w:bottom w:color="b7b7b7" w:space="0" w:sz="4" w:val="single"/>
+              <w:right w:color="b7b7b7" w:space="0" w:sz="4" w:val="single"/>
+            </w:tcBorders>
+            <w:tcMar>
+              <w:top w:w="100.0" w:type="dxa"/>
+              <w:left w:w="100.0" w:type="dxa"/>
+              <w:bottom w:w="100.0" w:type="dxa"/>
+              <w:right w:w="100.0" w:type="dxa"/>
+            </w:tcMar>
+            <w:vAlign w:val="top"/>
+          </w:tcPr>
+          <w:p>
+            <w:pPr>
+              <w:rPr>
+                <w:rFonts w:ascii="Roboto Mono" w:cs="Roboto Mono" w:eastAsia="Roboto Mono" w:hAnsi="Roboto Mono"/>
+                <w:color w:val="188038"/>
+              </w:rPr>
+            </w:pPr>
+            <w:r>
+              <w:rPr>
+                <w:rtl w:val="0"/>
+              </w:rPr>
+            </w:r>
+          </w:p>
+        </w:tc>
+        <w:tc>
+          <w:tcPr>
+            <w:tcBorders>
+              <w:top w:color="b7b7b7" w:space="0" w:sz="4" w:val="single"/>
+              <w:left w:color="b7b7b7" w:space="0" w:sz="4" w:val="single"/>
+              <w:bottom w:color="b7b7b7" w:space="0" w:sz="4" w:val="single"/>
+              <w:right w:color="b7b7b7" w:space="0" w:sz="4" w:val="single"/>
+            </w:tcBorders>
+            <w:tcMar>
+              <w:top w:w="100.0" w:type="dxa"/>
+              <w:left w:w="100.0" w:type="dxa"/>
+              <w:bottom w:w="100.0" w:type="dxa"/>
+              <w:right w:w="100.0" w:type="dxa"/>
+            </w:tcMar>
+            <w:vAlign w:val="top"/>
+          </w:tcPr>
+          <w:p>
+            <w:pPr>
+              <w:jc w:val="center"/>
+              <w:rPr/>
+            </w:pPr>
+            <w:r>
+              <w:rPr>
+                <w:rtl w:val="0"/>
+              </w:rPr>
+              <w:t xml:space="preserve">😭</w:t>
+            </w:r>
+          </w:p>
+        </w:tc>
+        <w:tc>
+          <w:tcPr>
+            <w:tcBorders>
+              <w:top w:color="b7b7b7" w:space="0" w:sz="4" w:val="single"/>
+              <w:left w:color="b7b7b7" w:space="0" w:sz="4" w:val="single"/>
+              <w:bottom w:color="b7b7b7" w:space="0" w:sz="4" w:val="single"/>
+              <w:right w:color="b7b7b7" w:space="0" w:sz="4" w:val="single"/>
+            </w:tcBorders>
+            <w:tcMar>
+              <w:top w:w="100.0" w:type="dxa"/>
+              <w:left w:w="100.0" w:type="dxa"/>
+              <w:bottom w:w="100.0" w:type="dxa"/>
+              <w:right w:w="100.0" w:type="dxa"/>
+            </w:tcMar>
+            <w:vAlign w:val="top"/>
+          </w:tcPr>
+          <w:p>
+            <w:pPr>
+              <w:rPr/>
+            </w:pPr>
+            <w:r>
+              <w:rPr>
+                <w:rtl w:val="0"/>
+              </w:rPr>
+            </w:r>
+          </w:p>
+        </w:tc>
+      </w:tr>
+      <w:tr>
+        <w:trPr>
+          <w:cantSplit w:val="0"/>
+          <w:trHeight w:val="785" w:hRule="atLeast"/>
+          <w:tblHeader w:val="0"/>
+        </w:trPr>
+        <w:tc>
+          <w:tcPr>
+            <w:tcBorders>
+              <w:top w:color="b7b7b7" w:space="0" w:sz="4" w:val="single"/>
+              <w:left w:color="b7b7b7" w:space="0" w:sz="4" w:val="single"/>
+              <w:bottom w:color="b7b7b7" w:space="0" w:sz="4" w:val="single"/>
+              <w:right w:color="b7b7b7" w:space="0" w:sz="4" w:val="single"/>
+            </w:tcBorders>
+            <w:tcMar>
+              <w:top w:w="100.0" w:type="dxa"/>
+              <w:left w:w="100.0" w:type="dxa"/>
+              <w:bottom w:w="100.0" w:type="dxa"/>
+              <w:right w:w="100.0" w:type="dxa"/>
+            </w:tcMar>
+            <w:vAlign w:val="top"/>
+          </w:tcPr>
+          <w:p>
+            <w:pPr>
+              <w:rPr/>
+            </w:pPr>
+            <w:r>
+              <w:rPr>
                 <w:rtl w:val="0"/>
               </w:rPr>
               <w:t xml:space="preserve">EOF en vacío (Ctrl-D) cierra la shell</w:t>
@@ -723,12 +981,69 @@
     </w:p>
     <w:p>
       <w:pPr>
+        <w:ind w:left="0" w:firstLine="0"/>
+        <w:rPr>
+          <w:b w:val="1"/>
+          <w:bCs w:val="1"/>
+        </w:rPr>
+      </w:pPr>
+      <w:r>
+        <w:rPr>
+          <w:rtl w:val="0"/>
+        </w:rPr>
+        <w:t xml:space="preserve">*</w:t>
+      </w:r>
+      <w:r>
+        <w:rPr>
+          <w:b w:val="1"/>
+          <w:bCs w:val="1"/>
+          <w:rtl w:val="0"/>
+        </w:rPr>
+        <w:t xml:space="preserve">g_exit_status</w:t>
+      </w:r>
+      <w:r>
+        <w:rPr>
+          <w:rtl w:val="0"/>
+        </w:rPr>
+        <w:t xml:space="preserve">: siempre actualizado </w:t>
+      </w:r>
+      <w:r>
+        <w:rPr>
+          <w:b w:val="1"/>
+          <w:bCs w:val="1"/>
+          <w:rtl w:val="0"/>
+        </w:rPr>
+        <w:t xml:space="preserve">por el padre -&gt; pidstat</w:t>
+      </w:r>
+    </w:p>
+    <w:p>
+      <w:pPr>
         <w:rPr/>
       </w:pPr>
       <w:r>
         <w:rPr>
-          <w:rtl w:val="0"/>
-        </w:rPr>
+          <w:b w:val="1"/>
+          <w:bCs w:val="1"/>
+          <w:rtl w:val="0"/>
+        </w:rPr>
+        <w:t xml:space="preserve">Mensajes de error o warnings</w:t>
+      </w:r>
+      <w:r>
+        <w:rPr>
+          <w:rtl w:val="0"/>
+        </w:rPr>
+        <w:t xml:space="preserve">: impresos por el padre, no por el handler</w:t>
+      </w:r>
+    </w:p>
+    <w:p>
+      <w:pPr>
+        <w:rPr/>
+      </w:pPr>
+      <w:r>
+        <w:rPr>
+          <w:rtl w:val="0"/>
+        </w:rPr>
+        <w:t xml:space="preserve">O prompt.exit_stat -&gt; se actualiza?</w:t>
       </w:r>
     </w:p>
     <w:p>
@@ -1542,7 +1857,7 @@
         <w:rPr>
           <w:rtl w:val="0"/>
         </w:rPr>
-        <w:t xml:space="preserve">😭 -&gt; pone hola en el input -&gt; problema al ejecutar?</w:t>
+        <w:t xml:space="preserve">😀</w:t>
       </w:r>
     </w:p>
     <w:p>
@@ -1833,15 +2148,12 @@
         <w:rPr>
           <w:rtl w:val="0"/>
         </w:rPr>
-        <w:t xml:space="preserve">😭 </w:t>
-      </w:r>
-      <w:r>
-        <w:rPr>
-          <w:rFonts w:ascii="Roboto Mono" w:cs="Roboto Mono" w:eastAsia="Roboto Mono" w:hAnsi="Roboto Mono"/>
-          <w:color w:val="188038"/>
-          <w:rtl w:val="0"/>
-        </w:rPr>
-        <w:t xml:space="preserve">-&gt; debería dar error de sintaxis</w:t>
+        <w:t xml:space="preserve">😀</w:t>
+      </w:r>
+      <w:r>
+        <w:rPr>
+          <w:rtl w:val="0"/>
+        </w:rPr>
       </w:r>
     </w:p>
     <w:p>
@@ -1866,15 +2178,12 @@
         <w:rPr>
           <w:rtl w:val="0"/>
         </w:rPr>
-        <w:t xml:space="preserve">😭 </w:t>
-      </w:r>
-      <w:r>
-        <w:rPr>
-          <w:rFonts w:ascii="Roboto Mono" w:cs="Roboto Mono" w:eastAsia="Roboto Mono" w:hAnsi="Roboto Mono"/>
-          <w:color w:val="188038"/>
-          <w:rtl w:val="0"/>
-        </w:rPr>
-        <w:t xml:space="preserve">-&gt; debería dar error de sintaxis</w:t>
+        <w:t xml:space="preserve">😀</w:t>
+      </w:r>
+      <w:r>
+        <w:rPr>
+          <w:rtl w:val="0"/>
+        </w:rPr>
       </w:r>
     </w:p>
     <w:p>
@@ -2755,7 +3064,7 @@
           <w:color w:val="188038"/>
           <w:rtl w:val="0"/>
         </w:rPr>
-        <w:t xml:space="preserve">-&gt; No separa bien los tokens</w:t>
+        <w:t xml:space="preserve">-&gt; no ejecuta el segundo comando</w:t>
       </w:r>
     </w:p>
     <w:p>
@@ -2918,7 +3227,7 @@
         <w:rPr>
           <w:rtl w:val="0"/>
         </w:rPr>
-        <w:t xml:space="preserve">😭 -&gt; no se expande</w:t>
+        <w:t xml:space="preserve">😀</w:t>
       </w:r>
       <w:r>
         <w:rPr>
@@ -2946,7 +3255,17 @@
         <w:tab/>
         <w:tab/>
         <w:tab/>
-        <w:t xml:space="preserve">? -&gt; no debería poner espacio entre las variables expandidas</w:t>
+      </w:r>
+      <w:r>
+        <w:rPr>
+          <w:rtl w:val="0"/>
+        </w:rPr>
+        <w:t xml:space="preserve">😀</w:t>
+      </w:r>
+      <w:r>
+        <w:rPr>
+          <w:rtl w:val="0"/>
+        </w:rPr>
       </w:r>
     </w:p>
     <w:p>
@@ -2973,15 +3292,12 @@
         <w:rPr>
           <w:rtl w:val="0"/>
         </w:rPr>
-        <w:t xml:space="preserve">😭 </w:t>
-      </w:r>
-      <w:r>
-        <w:rPr>
-          <w:rFonts w:ascii="Roboto Mono" w:cs="Roboto Mono" w:eastAsia="Roboto Mono" w:hAnsi="Roboto Mono"/>
-          <w:color w:val="188038"/>
-          <w:rtl w:val="0"/>
-        </w:rPr>
-        <w:t xml:space="preserve">-&gt; 'medel-ca', expandir y mantener las comillas, también problema al ejecutar</w:t>
+        <w:t xml:space="preserve">😀</w:t>
+      </w:r>
+      <w:r>
+        <w:rPr>
+          <w:rtl w:val="0"/>
+        </w:rPr>
       </w:r>
     </w:p>
     <w:p>
@@ -3007,15 +3323,12 @@
         <w:rPr>
           <w:rtl w:val="0"/>
         </w:rPr>
-        <w:t xml:space="preserve">😭 -</w:t>
-      </w:r>
-      <w:r>
-        <w:rPr>
-          <w:rFonts w:ascii="Roboto Mono" w:cs="Roboto Mono" w:eastAsia="Roboto Mono" w:hAnsi="Roboto Mono"/>
-          <w:color w:val="188038"/>
-          <w:rtl w:val="0"/>
-        </w:rPr>
-        <w:t xml:space="preserve">&gt; seg fault</w:t>
+        <w:t xml:space="preserve">?</w:t>
+      </w:r>
+      <w:r>
+        <w:rPr>
+          <w:rtl w:val="0"/>
+        </w:rPr>
       </w:r>
     </w:p>
     <w:p>
@@ -3042,15 +3355,12 @@
         <w:rPr>
           <w:rtl w:val="0"/>
         </w:rPr>
-        <w:t xml:space="preserve">😭 -</w:t>
-      </w:r>
-      <w:r>
-        <w:rPr>
-          <w:rFonts w:ascii="Roboto Mono" w:cs="Roboto Mono" w:eastAsia="Roboto Mono" w:hAnsi="Roboto Mono"/>
-          <w:color w:val="188038"/>
-          <w:rtl w:val="0"/>
-        </w:rPr>
-        <w:t xml:space="preserve">&gt; seg fault</w:t>
+        <w:t xml:space="preserve">😀</w:t>
+      </w:r>
+      <w:r>
+        <w:rPr>
+          <w:rtl w:val="0"/>
+        </w:rPr>
       </w:r>
     </w:p>
     <w:p>
@@ -3076,16 +3386,12 @@
         <w:rPr>
           <w:rtl w:val="0"/>
         </w:rPr>
-        <w:t xml:space="preserve">😭 -</w:t>
-      </w:r>
-      <w:r>
-        <w:rPr>
-          <w:rFonts w:ascii="Roboto Mono" w:cs="Roboto Mono" w:eastAsia="Roboto Mono" w:hAnsi="Roboto Mono"/>
-          <w:color w:val="188038"/>
-          <w:rtl w:val="0"/>
-        </w:rPr>
-        <w:t xml:space="preserve">&gt; seg fault</w:t>
-        <w:br w:type="textWrapping"/>
+        <w:t xml:space="preserve">😀</w:t>
+      </w:r>
+      <w:r>
+        <w:rPr>
+          <w:rtl w:val="0"/>
+        </w:rPr>
       </w:r>
     </w:p>
     <w:p>
